--- a/Results/WSL_score_table.docx
+++ b/Results/WSL_score_table.docx
@@ -1072,8 +1072,6 @@
               </w:rPr>
               <w:t>-39.07105656513385</w:t>
             </w:r>
-            <w:bookmarkStart w:id="0" w:name="_GoBack"/>
-            <w:bookmarkEnd w:id="0"/>
           </w:p>
         </w:tc>
         <w:tc>
@@ -1097,6 +1095,12 @@
       </w:tr>
     </w:tbl>
     <w:p/>
+    <w:p/>
+    <w:p/>
+    <w:p>
+      <w:bookmarkStart w:id="0" w:name="_GoBack"/>
+      <w:bookmarkEnd w:id="0"/>
+    </w:p>
     <w:sectPr>
       <w:pgSz w:w="11906" w:h="16838"/>
       <w:pgMar w:top="1440" w:right="1800" w:bottom="1440" w:left="1800" w:header="851" w:footer="992" w:gutter="0"/>

--- a/Results/WSL_score_table.docx
+++ b/Results/WSL_score_table.docx
@@ -285,6 +285,15 @@
                 <w:vertAlign w:val="baseline"/>
               </w:rPr>
             </w:pPr>
+            <w:r>
+              <w:rPr>
+                <w:rFonts w:hint="default"/>
+                <w:vertAlign w:val="baseline"/>
+              </w:rPr>
+              <w:t>56.47</w:t>
+            </w:r>
+            <w:bookmarkStart w:id="0" w:name="_GoBack"/>
+            <w:bookmarkEnd w:id="0"/>
           </w:p>
         </w:tc>
         <w:tc>
@@ -1097,10 +1106,7 @@
     <w:p/>
     <w:p/>
     <w:p/>
-    <w:p>
-      <w:bookmarkStart w:id="0" w:name="_GoBack"/>
-      <w:bookmarkEnd w:id="0"/>
-    </w:p>
+    <w:p/>
     <w:sectPr>
       <w:pgSz w:w="11906" w:h="16838"/>
       <w:pgMar w:top="1440" w:right="1800" w:bottom="1440" w:left="1800" w:header="851" w:footer="992" w:gutter="0"/>
